--- a/courts/third-circuit/new-jersey/state/supreme-court/brief-on-the-merits/usage/OUTPUT-brief-on-the-merits.docx
+++ b/courts/third-circuit/new-jersey/state/supreme-court/brief-on-the-merits/usage/OUTPUT-brief-on-the-merits.docx
@@ -11504,7 +11504,7 @@
         <w:t xml:space="preserve"> </w:t>
       </w:r>
       <w:r>
-        <w:t xml:space="preserve">forbids “‘[s]tates from making the judgment [of a juvenile’s capacity for reform] at the outset’” absent “any chance to later demonstrate . . . fit[ness] to rejoin society.” Id. at 451 (quoting Graham</w:t>
+        <w:t xml:space="preserve">forbids “‘[s]tates from making the judgment [of a juvenile’s capacity for reform] at the outset’” absent “any chance to later demonstrate ⁠. ⁠. ⁠. fit[ness] to rejoin society.” Id. at 451 (quoting Graham</w:t>
       </w:r>
       <w:r>
         <w:t xml:space="preserve">, 560 U.S. at 75, 79) (emphasis in Zuber</w:t>
@@ -11636,7 +11636,7 @@
         <w:pStyle w:val="XdQuoteFirst"/>
       </w:pPr>
       <w:r>
-        <w:t xml:space="preserve">This Court finds that the Defendant grew up in an environment that forced his criminal behavior. Defendant’s parents and extended family had criminal histories and involvement with drugs. The reality of criminal behavior as a way of life was [] inescapable for the Defendant. And Defendant has shown an ability to be rehabilitated and has been incident free for four years while incarcerated. His involvement . . . as a mentor at the prison indicates an understanding of the consequences of his previous actions. As a juvenile, the Defendant may not have been as able to appreciate the criminality of his behavior and the impact it would have on others, especially, George Paul and his family.</w:t>
+        <w:t xml:space="preserve">This Court finds that the Defendant grew up in an environment that forced his criminal behavior. Defendant’s parents and extended family had criminal histories and involvement with drugs. The reality of criminal behavior as a way of life was [] inescapable for the Defendant. And Defendant has shown an ability to be rehabilitated and has been incident free for four years while incarcerated. His involvement ⁠. ⁠. ⁠. as a mentor at the prison indicates an understanding of the consequences of his previous actions. As a juvenile, the Defendant may not have been as able to appreciate the criminality of his behavior and the impact it would have on others, especially, George Paul and his family.</w:t>
       </w:r>
     </w:p>
     <w:p>
@@ -11849,7 +11849,7 @@
         <w:t xml:space="preserve">2020 WL 2179075, at *9 (“[C.K.</w:t>
       </w:r>
       <w:r>
-        <w:t xml:space="preserve">] supports . . . caution because the trial court and this court agreed that a change in constitutional law had to come from the Supreme Court.”); id. at *10 (“We must be mindful that as an intermediate appellate court, our institutional role is limited.”). Finally, the Appellate Division agreed with the prosecution that “[t]he debate over applying the thirty-year minimum to juvenile murderers should instead proceed in the Legislature[.]” Id. at *11.</w:t>
+        <w:t xml:space="preserve">] supports ⁠. ⁠. ⁠. caution because the trial court and this court agreed that a change in constitutional law had to come from the Supreme Court.”); id. at *10 (“We must be mindful that as an intermediate appellate court, our institutional role is limited.”). Finally, the Appellate Division agreed with the prosecution that “[t]he debate over applying the thirty-year minimum to juvenile murderers should instead proceed in the Legislature[.]” Id. at *11.</w:t>
       </w:r>
     </w:p>
     <w:p>
@@ -11941,7 +11941,7 @@
         <w:t xml:space="preserve">, 560 U.S. at 61 (discussing the Court’s approach in “cases adopting categorical rules” under the Eighth Amendment); see Zuber</w:t>
       </w:r>
       <w:r>
-        <w:t xml:space="preserve">, 227 N.J. at 438 (“‘The test to determine whether a punishment is cruel and unusual . . . is generally the same’ under both the Federal and State Constitutions.”) (quoting State v. Ramseur</w:t>
+        <w:t xml:space="preserve">, 227 N.J. at 438 (“‘The test to determine whether a punishment is cruel and unusual ⁠. ⁠. ⁠. is generally the same’ under both the Federal and State Constitutions.”) (quoting State v. Ramseur</w:t>
       </w:r>
       <w:r>
         <w:t xml:space="preserve">, 106 N.J. 123, 169 (1987)).</w:t>
@@ -12024,7 +12024,7 @@
         <w:t xml:space="preserve">, 567 U.S. at 471, 472 n.5 (quoting Roper</w:t>
       </w:r>
       <w:r>
-        <w:t xml:space="preserve">, 543 U.S. at 569, in citing psychiatric and neurological studies of adolescent development, and noting, “science and social science . . . have become even stronger”); Graham</w:t>
+        <w:t xml:space="preserve">, 543 U.S. at 569, in citing psychiatric and neurological studies of adolescent development, and noting, “science and social science ⁠. ⁠. ⁠. have become even stronger”); Graham</w:t>
       </w:r>
       <w:r>
         <w:t xml:space="preserve">, 560 U.S. at 68 (“[D]evelopments in psychology and brain science continue to show fundamental differences between juvenile and adult minds.”); accord Zuber</w:t>
@@ -12352,7 +12352,7 @@
         <w:t xml:space="preserve">, 210 N.J. 364, 381 (2012) (“We consider legal and constitutional questions de novo.”); State v. Hudson</w:t>
       </w:r>
       <w:r>
-        <w:t xml:space="preserve">, 209 N.J. 513, 529 (2012) (“Generally, the abuse-of-discretion standard of review applies in appellate sentencing review, . . . [but] questions of law [regarding application of a sentencing statute] are reviewed de novo[.]”) (citations omitted).</w:t>
+        <w:t xml:space="preserve">, 209 N.J. 513, 529 (2012) (“Generally, the abuse-of-discretion standard of review applies in appellate sentencing review, ⁠. ⁠. ⁠. [but] questions of law [regarding application of a sentencing statute] are reviewed de novo[.]”) (citations omitted).</w:t>
       </w:r>
     </w:p>
     <w:p>
@@ -13920,7 +13920,7 @@
         <w:t xml:space="preserve">see also United States v. Taveras</w:t>
       </w:r>
       <w:r>
-        <w:t xml:space="preserve">, 436 F. Supp. 2d 493, 500 (E.D.N.Y. 2006) (noting, with respect to the federal system, “[l]ife expectancy . . . is considerably shortened”). People incarcerated for long terms are also at heightened risk of suffering the psychiatric harms of “institutionalization,” i.e., “the process by which inmates are shaped and transformed by the institutional environments in which they live.” Craig Haney, “The</w:t>
+        <w:t xml:space="preserve">, 436 F. Supp. 2d 493, 500 (E.D.N.Y. 2006) (noting, with respect to the federal system, “[l]ife expectancy ⁠. ⁠. ⁠. is considerably shortened”). People incarcerated for long terms are also at heightened risk of suffering the psychiatric harms of “institutionalization,” i.e., “the process by which inmates are shaped and transformed by the institutional environments in which they live.” Craig Haney, “The</w:t>
       </w:r>
       <w:r>
         <w:t xml:space="preserve"> </w:t>
@@ -14560,7 +14560,7 @@
         <w:pStyle w:val="XdQuoteFirst"/>
       </w:pPr>
       <w:r>
-        <w:t xml:space="preserve">“[T]he same characteristics that render juveniles less culpable than adults suggest . . . that juveniles will be less susceptible to deterrence.” Because juveniles’ “lack of maturity and underdeveloped sense of responsibility . . . often result in impetuous and ill-considered actions and decisions,” they are less likely to take a possible punishment into consideration when making decisions.</w:t>
+        <w:t xml:space="preserve">“[T]he same characteristics that render juveniles less culpable than adults suggest ⁠. ⁠. ⁠. that juveniles will be less susceptible to deterrence.” Because juveniles’ “lack of maturity and underdeveloped sense of responsibility ⁠. ⁠. ⁠. often result in impetuous and ill-considered actions and decisions,” they are less likely to take a possible punishment into consideration when making decisions.</w:t>
       </w:r>
     </w:p>
     <w:p>
@@ -14758,7 +14758,7 @@
         <w:t xml:space="preserve"> </w:t>
       </w:r>
       <w:r>
-        <w:t xml:space="preserve">Desistance,” 28 Crime &amp; Justice at 52 (“What is also striking . . . is that there appear to be no major differences in the process of desistance for nonviolent and violent juvenile offenders.”) (internal citations omitted).</w:t>
+        <w:t xml:space="preserve">Desistance,” 28 Crime &amp; Justice at 52 (“What is also striking ⁠. ⁠. ⁠. is that there appear to be no major differences in the process of desistance for nonviolent and violent juvenile offenders.”) (internal citations omitted).</w:t>
       </w:r>
     </w:p>
     <w:p>
@@ -14887,7 +14887,7 @@
         <w:t xml:space="preserve"> </w:t>
       </w:r>
       <w:r>
-        <w:t xml:space="preserve">Duration of Adult Criminal Careers, at 72 (“The generally short length of [criminal] careers means that . . . comparatively short periods of incarceration [are sufficient].”). Accordingly, the rehabilitative rationale, like the other recognized purposes of punishment, fails to justify a mandatory minimum sentence of 30 years without parole for juveniles, to be imposed in every case regardless of the particular facts and circumstances.</w:t>
+        <w:t xml:space="preserve">Duration of Adult Criminal Careers, at 72 (“The generally short length of [criminal] careers means that ⁠. ⁠. ⁠. comparatively short periods of incarceration [are sufficient].”). Accordingly, the rehabilitative rationale, like the other recognized purposes of punishment, fails to justify a mandatory minimum sentence of 30 years without parole for juveniles, to be imposed in every case regardless of the particular facts and circumstances.</w:t>
       </w:r>
     </w:p>
     <w:p>
@@ -15379,7 +15379,7 @@
         <w:t xml:space="preserve">, 391 P.3d 409 (Wa. 2017) (holding all mandatory minimum sentences for juveniles unconstitutional, stating, “[i]n accordance with Miller</w:t>
       </w:r>
       <w:r>
-        <w:t xml:space="preserve">, we hold that sentencing courts must have complete discretion to consider mitigating circumstances associated with the youth of any juvenile defendant, even in the adult criminal justice system . . . . To the extent our state statutes have been interpreted to bar such discretion with regard to juveniles, they are overruled”); State v. Dull</w:t>
+        <w:t xml:space="preserve">, we hold that sentencing courts must have complete discretion to consider mitigating circumstances associated with the youth of any juvenile defendant, even in the adult criminal justice system ⁠. ⁠. ⁠. ⁠. To the extent our state statutes have been interpreted to bar such discretion with regard to juveniles, they are overruled”); State v. Dull</w:t>
       </w:r>
       <w:r>
         <w:t xml:space="preserve">, 351 P.3d 641, 660 (Kan. 2015) (holding “mandatory lifetime postrelease supervision [] categorically unconstitutional under Graham</w:t>
@@ -15388,7 +15388,7 @@
         <w:t xml:space="preserve"> </w:t>
       </w:r>
       <w:r>
-        <w:t xml:space="preserve">when imposed on a juvenile” convicted of particular sex offenses because “the same factors that result in a diminished culpability for juveniles . . . . all diminish the penological goals of lifetime supervision for juvenile sex offenders”); see also Jones</w:t>
+        <w:t xml:space="preserve">when imposed on a juvenile” convicted of particular sex offenses because “the same factors that result in a diminished culpability for juveniles ⁠. ⁠. ⁠. ⁠. all diminish the penological goals of lifetime supervision for juvenile sex offenders”); see also Jones</w:t>
       </w:r>
       <w:r>
         <w:t xml:space="preserve">, Slip. Op. at 11 (“Miller</w:t>
@@ -15397,7 +15397,7 @@
         <w:t xml:space="preserve"> </w:t>
       </w:r>
       <w:r>
-        <w:t xml:space="preserve">required a discretionary sentencing procedure . . . . [because] a mandatory life-without-parole sentence for an offender under 18 ‘poses too great a risk of disproportionate punishment.’) (quoting Miller</w:t>
+        <w:t xml:space="preserve">required a discretionary sentencing procedure ⁠. ⁠. ⁠. ⁠. [because] a mandatory life-without-parole sentence for an offender under 18 ‘poses too great a risk of disproportionate punishment.’) (quoting Miller</w:t>
       </w:r>
       <w:r>
         <w:t xml:space="preserve">, 567 U. S. at 479).</w:t>
@@ -16557,7 +16557,7 @@
         <w:t xml:space="preserve">. See Slip. Op. at 9 (“Miller</w:t>
       </w:r>
       <w:r>
-        <w:t xml:space="preserve"> . . . required a sentencing procedure similar to the procedure that this Court has required for the individualized consideration of mitigating circumstances in capital cases such as Woodson</w:t>
+        <w:t xml:space="preserve"> ⁠. ⁠. ⁠. required a sentencing procedure similar to the procedure that this Court has required for the individualized consideration of mitigating circumstances in capital cases such as Woodson</w:t>
       </w:r>
       <w:r>
         <w:t xml:space="preserve">[.]”).</w:t>
@@ -16852,7 +16852,7 @@
         <w:t xml:space="preserve">2020 WL 2179075, at *10, *11. This approach fundamentally misconstrues the role of the Judiciary in our constitutional system. Both the Federal and State Constitutions limit the power of the Legislature, which limits the Judiciary has the authority and obligation to enforce as a matter of its power of judicial review. See State v. Buckner</w:t>
       </w:r>
       <w:r>
-        <w:t xml:space="preserve">, 223 N.J. 1, 52 (2015) (“In the end, this Court is the final arbiter of the Constitution. . . . That is a lesson passed on to us from the landmark case of Marbury</w:t>
+        <w:t xml:space="preserve">, 223 N.J. 1, 52 (2015) (“In the end, this Court is the final arbiter of the Constitution. ⁠. ⁠. ⁠. That is a lesson passed on to us from the landmark case of Marbury</w:t>
       </w:r>
       <w:r>
         <w:t xml:space="preserve"> </w:t>
@@ -16864,7 +16864,7 @@
         <w:t xml:space="preserve"> </w:t>
       </w:r>
       <w:r>
-        <w:t xml:space="preserve">v. State, 211 N.J. 40, 43 (2012) (“Because one of the core functions of the judiciary is to serve as the guardian of the fundamental rights of the people — rights enshrined in the Constitution — the judiciary, at times, must restrain legislative initiatives . . . that may threaten those rights and violate the Constitution.”). That duty is no less essential in the context of determining whether a particular punishment is cruel and unusual under Article 1, Paragraph 12 or the Eighth Amendment. See Trop</w:t>
+        <w:t xml:space="preserve">v. State, 211 N.J. 40, 43 (2012) (“Because one of the core functions of the judiciary is to serve as the guardian of the fundamental rights of the people — rights enshrined in the Constitution — the judiciary, at times, must restrain legislative initiatives ⁠. ⁠. ⁠. that may threaten those rights and violate the Constitution.”). That duty is no less essential in the context of determining whether a particular punishment is cruel and unusual under Article 1, Paragraph 12 or the Eighth Amendment. See Trop</w:t>
       </w:r>
       <w:r>
         <w:t xml:space="preserve"> </w:t>
@@ -16873,7 +16873,7 @@
         <w:t xml:space="preserve">v. Dull</w:t>
       </w:r>
       <w:r>
-        <w:t xml:space="preserve">es, 356 U.S. 86, 103 (1958) (applying the Eighth Amendment to strike down a legislative enactment because, “[t]he provisions of the Constitution are not . . . hollow shibboleths. . . . They are the rules of government. When the constitutionality of an Act of Congress is challenged in this Court, we must apply those rules.”); Gerald</w:t>
+        <w:t xml:space="preserve">es, 356 U.S. 86, 103 (1958) (applying the Eighth Amendment to strike down a legislative enactment because, “[t]he provisions of the Constitution are not ⁠. ⁠. ⁠. hollow shibboleths. ⁠. ⁠. ⁠. They are the rules of government. When the constitutionality of an Act of Congress is challenged in this Court, we must apply those rules.”); Gerald</w:t>
       </w:r>
       <w:r>
         <w:t xml:space="preserve">, 113 N.J. at 89 (striking down application of death penalty to a particular type of offense under Article 1, Paragraph 12).</w:t>
@@ -16946,7 +16946,7 @@
         <w:t xml:space="preserve"> </w:t>
       </w:r>
       <w:r>
-        <w:t xml:space="preserve">v. Burke, 100 N.J. 269, 282 (1985) (“[W]hen legislative inaction threatens to abridge a fundamental right . . . , the judiciary must afford an appropriate remedy”).</w:t>
+        <w:t xml:space="preserve">v. Burke, 100 N.J. 269, 282 (1985) (“[W]hen legislative inaction threatens to abridge a fundamental right ⁠. ⁠. ⁠. ⁠, the judiciary must afford an appropriate remedy”).</w:t>
       </w:r>
     </w:p>
     <w:p>
@@ -17596,7 +17596,7 @@
         <w:t xml:space="preserve">Though the test is the same, this Court can and should conduct its own proportionality analysis under the New Jersey Constitution. State v. Ramseur</w:t>
       </w:r>
       <w:r>
-        <w:t xml:space="preserve">, 106 N.J. 123, 169 (1987) (“[T]his Court recognizes its freedom — indeed its duty — to undertake a separate analysis under the cruel and unusual punishment clause of the New Jersey Constitution.”). This is especially so because Article I, Paragraph 12 of the State Constitution “affords greater protections . . . than does the [E]ighth [A]mendment of the federal constitution.” State v. Gerald</w:t>
+        <w:t xml:space="preserve">, 106 N.J. 123, 169 (1987) (“[T]his Court recognizes its freedom — indeed its duty — to undertake a separate analysis under the cruel and unusual punishment clause of the New Jersey Constitution.”). This is especially so because Article I, Paragraph 12 of the State Constitution “affords greater protections ⁠. ⁠. ⁠. than does the [E]ighth [A]mendment of the federal constitution.” State v. Gerald</w:t>
       </w:r>
       <w:r>
         <w:t xml:space="preserve">, 113 N.J. 40, 76 (1988) (rejecting Tison</w:t>
@@ -17983,13 +17983,7 @@
         <w:t xml:space="preserve"> </w:t>
       </w:r>
       <w:r>
-        <w:t xml:space="preserve">Impact on People in Prisons” (April 16, 2021), available at https://​eji.​org/​news/​covid</w:t>
-      </w:r>
-      <w:r>
-        <w:noBreakHyphen/>
-      </w:r>
-      <w:r>
-        <w:t xml:space="preserve">19s-​impact-​on-​people-​in-​prison/</w:t>
+        <w:t xml:space="preserve">Impact on People in Prisons” (April 16, 2021), available at https://​eji.​org/​news/​covid-⁠19s-​impact-​on-​people-​in-​prison/</w:t>
       </w:r>
     </w:p>
   </w:footnote>
@@ -18143,7 +18137,7 @@
         <w:t xml:space="preserve">analyzed the purposes of punishment in the context of a juvenile non-homicide offender sentenced to life without parole, concluding “[none of the penological rationales] provides an adequate justification.” 560 U.S. at 71. “But none of what [Graham</w:t>
       </w:r>
       <w:r>
-        <w:t xml:space="preserve">] said about children — about their distinctive (and transitory) mental traits and environmental vulnerabilities — is crime-specific. Those features are evident in the same way, and to the same degree, when . . . a botched robbery turns into a killing,” Miller</w:t>
+        <w:t xml:space="preserve">] said about children — about their distinctive (and transitory) mental traits and environmental vulnerabilities — is crime-specific. Those features are evident in the same way, and to the same degree, when ⁠. ⁠. ⁠. a botched robbery turns into a killing,” Miller</w:t>
       </w:r>
       <w:r>
         <w:t xml:space="preserve">, 567 U.S. at 473, exactly as occurred in Comer’s case when one looks, as one can where no mandatory sentence applies, to the specific facts of a given case. And just as the mitigating features of youth undermine the purposes of punishment regardless of the charged offense, so, too, do they apply to all harsh punishments, whether life without parole in Graham</w:t>
@@ -18248,7 +18242,7 @@
         <w:t xml:space="preserve"> </w:t>
       </w:r>
       <w:r>
-        <w:t xml:space="preserve">Duration of Adult Criminal Careers 10 (1982) (“The most methodically sophisticated attempt to estimate career lengths . . . . suggest that adult criminal careers for index offenses other than larceny follow an exponential distribution between ages 18 and 40 with a mean total length between 8 and 12 years.”) (internal citations omitted).</w:t>
+        <w:t xml:space="preserve">Duration of Adult Criminal Careers 10 (1982) (“The most methodically sophisticated attempt to estimate career lengths ⁠. ⁠. ⁠. ⁠. suggest that adult criminal careers for index offenses other than larceny follow an exponential distribution between ages 18 and 40 with a mean total length between 8 and 12 years.”) (internal citations omitted).</w:t>
       </w:r>
     </w:p>
   </w:footnote>
@@ -18273,7 +18267,7 @@
         <w:t xml:space="preserve"> </w:t>
       </w:r>
       <w:r>
-        <w:t xml:space="preserve">v. New Jersey State Parole Bd., 154 N.J. 19, 30 (1998) (“The test for parole fitness . . . we repeat, is whether there is a substantial likelihood the inmate will commit a crime if released on parole. Rehabilitation is relevant under that test only as it bears on the likelihood that the inmate will not again resort to crime. It need not be total or full or real rehabilitation in any sense other than there is no likelihood of criminal recidivism.”).</w:t>
+        <w:t xml:space="preserve">v. New Jersey State Parole Bd., 154 N.J. 19, 30 (1998) (“The test for parole fitness ⁠. ⁠. ⁠. we repeat, is whether there is a substantial likelihood the inmate will commit a crime if released on parole. Rehabilitation is relevant under that test only as it bears on the likelihood that the inmate will not again resort to crime. It need not be total or full or real rehabilitation in any sense other than there is no likelihood of criminal recidivism.”).</w:t>
       </w:r>
     </w:p>
   </w:footnote>
@@ -18336,13 +18330,7 @@
         <w:t xml:space="preserve"> </w:t>
       </w:r>
       <w:r>
-        <w:t xml:space="preserve">Available at https://​eji.​org/​news/​superpredator-​myth</w:t>
-      </w:r>
-      <w:r>
-        <w:noBreakHyphen/>
-      </w:r>
-      <w:r>
-        <w:t xml:space="preserve">20-​years-​later/</w:t>
+        <w:t xml:space="preserve">Available at https://​eji.​org/​news/​superpredator-​myth-⁠20-​years-​later/</w:t>
       </w:r>
     </w:p>
   </w:footnote>
